--- a/public/templates/command-center/Aurixa_Compliance_Review_Report.docx
+++ b/public/templates/command-center/Aurixa_Compliance_Review_Report.docx
@@ -406,7 +406,7 @@
         <w:keepLines/>
         <w:pageBreakBefore w:val="0"/>
         <w:widowControl w:val="1"/>
-        <w:spacing w:before="0" w:after="0" w:line="160" w:lineRule="exact"/>
+        <w:spacing w:before="0" w:after="0" w:line="3912" w:lineRule="exact"/>
       </w:pPr>
       <w:r>
         <w:rPr>
@@ -461,7 +461,7 @@
           </w:tcPr>
           <w:p>
             <w:pPr>
-              <w:keepNext w:val="0"/>
+              <w:keepNext/>
               <w:keepLines/>
               <w:pageBreakBefore w:val="0"/>
               <w:widowControl w:val="1"/>
@@ -502,7 +502,7 @@
           </w:tcPr>
           <w:p>
             <w:pPr>
-              <w:keepNext w:val="0"/>
+              <w:keepNext/>
               <w:keepLines/>
               <w:pageBreakBefore w:val="0"/>
               <w:widowControl w:val="1"/>
@@ -541,7 +541,7 @@
           </w:tcPr>
           <w:p>
             <w:pPr>
-              <w:keepNext w:val="0"/>
+              <w:keepNext/>
               <w:keepLines/>
               <w:pageBreakBefore w:val="0"/>
               <w:widowControl w:val="1"/>
@@ -582,7 +582,7 @@
           </w:tcPr>
           <w:p>
             <w:pPr>
-              <w:keepNext w:val="0"/>
+              <w:keepNext/>
               <w:keepLines/>
               <w:pageBreakBefore w:val="0"/>
               <w:widowControl w:val="1"/>
@@ -627,7 +627,7 @@
           </w:tcPr>
           <w:p>
             <w:pPr>
-              <w:keepNext w:val="0"/>
+              <w:keepNext/>
               <w:keepLines/>
               <w:pageBreakBefore w:val="0"/>
               <w:widowControl w:val="1"/>
@@ -668,7 +668,7 @@
           </w:tcPr>
           <w:p>
             <w:pPr>
-              <w:keepNext w:val="0"/>
+              <w:keepNext/>
               <w:keepLines/>
               <w:pageBreakBefore w:val="0"/>
               <w:widowControl w:val="1"/>
@@ -707,7 +707,7 @@
           </w:tcPr>
           <w:p>
             <w:pPr>
-              <w:keepNext w:val="0"/>
+              <w:keepNext/>
               <w:keepLines/>
               <w:pageBreakBefore w:val="0"/>
               <w:widowControl w:val="1"/>
@@ -748,7 +748,7 @@
           </w:tcPr>
           <w:p>
             <w:pPr>
-              <w:keepNext w:val="0"/>
+              <w:keepNext/>
               <w:keepLines/>
               <w:pageBreakBefore w:val="0"/>
               <w:widowControl w:val="1"/>
@@ -937,21 +937,9 @@
     </w:tbl>
     <w:p>
       <w:pPr>
-        <w:keepNext w:val="0"/>
-        <w:keepLines/>
-        <w:pageBreakBefore w:val="0"/>
-        <w:widowControl w:val="1"/>
-        <w:spacing w:before="0" w:after="0"/>
-      </w:pPr>
-      <w:r>
-        <w:br w:type="page"/>
-      </w:r>
-    </w:p>
-    <w:p>
-      <w:pPr>
         <w:keepNext/>
         <w:keepLines/>
-        <w:pageBreakBefore w:val="0"/>
+        <w:pageBreakBefore w:val="1"/>
         <w:widowControl w:val="1"/>
         <w:spacing w:before="0" w:after="60"/>
       </w:pPr>
@@ -1306,21 +1294,9 @@
     </w:p>
     <w:p>
       <w:pPr>
-        <w:keepNext w:val="0"/>
-        <w:keepLines/>
-        <w:pageBreakBefore w:val="0"/>
-        <w:widowControl w:val="1"/>
-        <w:spacing w:before="0" w:after="0"/>
-      </w:pPr>
-      <w:r>
-        <w:br w:type="page"/>
-      </w:r>
-    </w:p>
-    <w:p>
-      <w:pPr>
         <w:keepNext/>
         <w:keepLines/>
-        <w:pageBreakBefore w:val="0"/>
+        <w:pageBreakBefore w:val="1"/>
         <w:widowControl w:val="1"/>
         <w:spacing w:before="0" w:after="60"/>
       </w:pPr>
@@ -2510,18 +2486,6 @@
     </w:tbl>
     <w:p>
       <w:pPr>
-        <w:keepNext w:val="0"/>
-        <w:keepLines/>
-        <w:pageBreakBefore w:val="0"/>
-        <w:widowControl w:val="1"/>
-        <w:spacing w:before="0" w:after="0"/>
-      </w:pPr>
-      <w:r>
-        <w:br w:type="page"/>
-      </w:r>
-    </w:p>
-    <w:p>
-      <w:pPr>
         <w:keepNext/>
         <w:keepLines/>
         <w:pageBreakBefore w:val="0"/>
@@ -3090,7 +3054,7 @@
           </w:tcPr>
           <w:p>
             <w:pPr>
-              <w:keepNext w:val="0"/>
+              <w:keepNext/>
               <w:keepLines/>
               <w:pageBreakBefore w:val="0"/>
               <w:widowControl w:val="1"/>
@@ -3204,7 +3168,11 @@
               </w:tc>
             </w:tr>
           </w:tbl>
-          <w:p/>
+          <w:p>
+            <w:pPr>
+              <w:keepNext/>
+            </w:pPr>
+          </w:p>
         </w:tc>
         <w:tc>
           <w:tcPr>
@@ -3225,7 +3193,7 @@
           </w:tcPr>
           <w:p>
             <w:pPr>
-              <w:keepNext w:val="0"/>
+              <w:keepNext/>
               <w:keepLines/>
               <w:pageBreakBefore w:val="0"/>
               <w:widowControl w:val="1"/>
@@ -3270,7 +3238,7 @@
           </w:tcPr>
           <w:p>
             <w:pPr>
-              <w:keepNext w:val="0"/>
+              <w:keepNext/>
               <w:keepLines/>
               <w:pageBreakBefore w:val="0"/>
               <w:widowControl w:val="1"/>
@@ -3384,7 +3352,11 @@
               </w:tc>
             </w:tr>
           </w:tbl>
-          <w:p/>
+          <w:p>
+            <w:pPr>
+              <w:keepNext/>
+            </w:pPr>
+          </w:p>
         </w:tc>
         <w:tc>
           <w:tcPr>
@@ -3405,7 +3377,7 @@
           </w:tcPr>
           <w:p>
             <w:pPr>
-              <w:keepNext w:val="0"/>
+              <w:keepNext/>
               <w:keepLines/>
               <w:pageBreakBefore w:val="0"/>
               <w:widowControl w:val="1"/>
@@ -3450,7 +3422,7 @@
           </w:tcPr>
           <w:p>
             <w:pPr>
-              <w:keepNext w:val="0"/>
+              <w:keepNext/>
               <w:keepLines/>
               <w:pageBreakBefore w:val="0"/>
               <w:widowControl w:val="1"/>
@@ -3564,7 +3536,11 @@
               </w:tc>
             </w:tr>
           </w:tbl>
-          <w:p/>
+          <w:p>
+            <w:pPr>
+              <w:keepNext/>
+            </w:pPr>
+          </w:p>
         </w:tc>
         <w:tc>
           <w:tcPr>
@@ -3585,7 +3561,7 @@
           </w:tcPr>
           <w:p>
             <w:pPr>
-              <w:keepNext w:val="0"/>
+              <w:keepNext/>
               <w:keepLines/>
               <w:pageBreakBefore w:val="0"/>
               <w:widowControl w:val="1"/>
@@ -3630,7 +3606,7 @@
           </w:tcPr>
           <w:p>
             <w:pPr>
-              <w:keepNext w:val="0"/>
+              <w:keepNext/>
               <w:keepLines/>
               <w:pageBreakBefore w:val="0"/>
               <w:widowControl w:val="1"/>
@@ -3744,7 +3720,11 @@
               </w:tc>
             </w:tr>
           </w:tbl>
-          <w:p/>
+          <w:p>
+            <w:pPr>
+              <w:keepNext/>
+            </w:pPr>
+          </w:p>
         </w:tc>
         <w:tc>
           <w:tcPr>
@@ -3765,7 +3745,7 @@
           </w:tcPr>
           <w:p>
             <w:pPr>
-              <w:keepNext w:val="0"/>
+              <w:keepNext/>
               <w:keepLines/>
               <w:pageBreakBefore w:val="0"/>
               <w:widowControl w:val="1"/>
@@ -3810,7 +3790,7 @@
           </w:tcPr>
           <w:p>
             <w:pPr>
-              <w:keepNext w:val="0"/>
+              <w:keepNext/>
               <w:keepLines/>
               <w:pageBreakBefore w:val="0"/>
               <w:widowControl w:val="1"/>
@@ -3924,7 +3904,11 @@
               </w:tc>
             </w:tr>
           </w:tbl>
-          <w:p/>
+          <w:p>
+            <w:pPr>
+              <w:keepNext/>
+            </w:pPr>
+          </w:p>
         </w:tc>
         <w:tc>
           <w:tcPr>
@@ -3945,7 +3929,7 @@
           </w:tcPr>
           <w:p>
             <w:pPr>
-              <w:keepNext w:val="0"/>
+              <w:keepNext/>
               <w:keepLines/>
               <w:pageBreakBefore w:val="0"/>
               <w:widowControl w:val="1"/>
@@ -5816,18 +5800,6 @@
     </w:tbl>
     <w:p>
       <w:pPr>
-        <w:keepNext w:val="0"/>
-        <w:keepLines/>
-        <w:pageBreakBefore w:val="0"/>
-        <w:widowControl w:val="1"/>
-        <w:spacing w:before="0" w:after="0"/>
-      </w:pPr>
-      <w:r>
-        <w:br w:type="page"/>
-      </w:r>
-    </w:p>
-    <w:p>
-      <w:pPr>
         <w:keepNext/>
         <w:keepLines/>
         <w:pageBreakBefore w:val="0"/>
@@ -6270,18 +6242,6 @@
         </w:tc>
       </w:tr>
     </w:tbl>
-    <w:p>
-      <w:pPr>
-        <w:keepNext w:val="0"/>
-        <w:keepLines/>
-        <w:pageBreakBefore w:val="0"/>
-        <w:widowControl w:val="1"/>
-        <w:spacing w:before="0" w:after="0"/>
-      </w:pPr>
-      <w:r>
-        <w:br w:type="page"/>
-      </w:r>
-    </w:p>
     <w:p>
       <w:pPr>
         <w:keepNext/>
@@ -9911,21 +9871,9 @@
     </w:tbl>
     <w:p>
       <w:pPr>
-        <w:keepNext w:val="0"/>
-        <w:keepLines/>
-        <w:pageBreakBefore w:val="0"/>
-        <w:widowControl w:val="1"/>
-        <w:spacing w:before="0" w:after="0"/>
-      </w:pPr>
-      <w:r>
-        <w:br w:type="page"/>
-      </w:r>
-    </w:p>
-    <w:p>
-      <w:pPr>
         <w:keepNext/>
         <w:keepLines/>
-        <w:pageBreakBefore w:val="0"/>
+        <w:pageBreakBefore w:val="1"/>
         <w:widowControl w:val="1"/>
         <w:spacing w:before="0" w:after="80"/>
       </w:pPr>
